--- a/examples/regression/doc/50-model-selection-tuning.docx
+++ b/examples/regression/doc/50-model-selection-tuning.docx
@@ -25,7 +25,7 @@
         <w:t xml:space="preserve">reg_tune</w:t>
       </w:r>
       <w:r>
-        <w:t xml:space="preserve">: hyperparameter search for regression models over ranges in</w:t>
+        <w:t xml:space="preserve">: hyperparameter search for regression models over ranges defined in</w:t>
       </w:r>
       <w:r>
         <w:t xml:space="preserve"> </w:t>
@@ -43,7 +43,7 @@
         <w:t xml:space="preserve"> </w:t>
       </w:r>
       <w:r>
-        <w:t xml:space="preserve">- Example: tuning</w:t>
+        <w:t xml:space="preserve">- In this example the tuned base learner is</w:t>
       </w:r>
       <w:r>
         <w:t xml:space="preserve"> </w:t>
@@ -53,45 +53,6 @@
           <w:rStyle w:val="VerbatimChar"/>
         </w:rPr>
         <w:t xml:space="preserve">reg_svm</w:t>
-      </w:r>
-      <w:r>
-        <w:t xml:space="preserve"> </w:t>
-      </w:r>
-      <w:r>
-        <w:t xml:space="preserve">varying</w:t>
-      </w:r>
-      <w:r>
-        <w:t xml:space="preserve"> </w:t>
-      </w:r>
-      <w:r>
-        <w:rPr>
-          <w:rStyle w:val="VerbatimChar"/>
-        </w:rPr>
-        <w:t xml:space="preserve">epsilon</w:t>
-      </w:r>
-      <w:r>
-        <w:t xml:space="preserve">,</w:t>
-      </w:r>
-      <w:r>
-        <w:t xml:space="preserve"> </w:t>
-      </w:r>
-      <w:r>
-        <w:rPr>
-          <w:rStyle w:val="VerbatimChar"/>
-        </w:rPr>
-        <w:t xml:space="preserve">cost</w:t>
-      </w:r>
-      <w:r>
-        <w:t xml:space="preserve">, and</w:t>
-      </w:r>
-      <w:r>
-        <w:t xml:space="preserve"> </w:t>
-      </w:r>
-      <w:r>
-        <w:rPr>
-          <w:rStyle w:val="VerbatimChar"/>
-        </w:rPr>
-        <w:t xml:space="preserve">kernel</w:t>
       </w:r>
       <w:r>
         <w:t xml:space="preserve">.</w:t>
@@ -102,7 +63,7 @@
         <w:pStyle w:val="BodyText"/>
       </w:pPr>
       <w:r>
-        <w:t xml:space="preserve">Didactic goal: read this example as a numeric-prediction workflow. The main learning point is that the Experiment Line stays stable even though the target is continuous and the evaluation now focuses on regression errors.</w:t>
+        <w:t xml:space="preserve">Didactic goal: preserve the same regression line of experiment and treat tuning as a change in model configuration rather than as a separate workflow.</w:t>
       </w:r>
     </w:p>
     <w:p>
@@ -160,40 +121,10 @@
         <w:rPr>
           <w:rStyle w:val="CommentTok"/>
         </w:rPr>
-        <w:t xml:space="preserve"># Regression tuning </w:t>
-      </w:r>
-      <w:r>
-        <w:br/>
-      </w:r>
-      <w:r>
-        <w:br/>
-      </w:r>
-      <w:r>
-        <w:rPr>
-          <w:rStyle w:val="CommentTok"/>
-        </w:rPr>
-        <w:t xml:space="preserve"># installation </w:t>
-      </w:r>
-      <w:r>
-        <w:br/>
-      </w:r>
-      <w:r>
-        <w:rPr>
-          <w:rStyle w:val="CommentTok"/>
-        </w:rPr>
-        <w:t xml:space="preserve">#install.packages("daltoolbox")</w:t>
-      </w:r>
-      <w:r>
-        <w:br/>
-      </w:r>
-      <w:r>
-        <w:br/>
-      </w:r>
-      <w:r>
-        <w:rPr>
-          <w:rStyle w:val="CommentTok"/>
-        </w:rPr>
-        <w:t xml:space="preserve"># loading DAL</w:t>
+        <w:t xml:space="preserve"># install.packages("daltoolbox")</w:t>
+      </w:r>
+      <w:r>
+        <w:br/>
       </w:r>
       <w:r>
         <w:br/>
@@ -208,7 +139,7 @@
         <w:rPr>
           <w:rStyle w:val="NormalTok"/>
         </w:rPr>
-        <w:t xml:space="preserve">(daltoolbox) </w:t>
+        <w:t xml:space="preserve">(daltoolbox)</w:t>
       </w:r>
     </w:p>
     <w:p>
@@ -216,7 +147,7 @@
         <w:pStyle w:val="FirstParagraph"/>
       </w:pPr>
       <w:r>
-        <w:t xml:space="preserve">Load dataset and inspect.</w:t>
+        <w:t xml:space="preserve">Load data and inspect.</w:t>
       </w:r>
     </w:p>
     <w:p>
@@ -225,27 +156,15 @@
       </w:pPr>
       <w:r>
         <w:rPr>
-          <w:rStyle w:val="CommentTok"/>
-        </w:rPr>
-        <w:t xml:space="preserve"># Dataset for regression analysis</w:t>
-      </w:r>
-      <w:r>
-        <w:br/>
-      </w:r>
-      <w:r>
-        <w:br/>
-      </w:r>
-      <w:r>
-        <w:rPr>
           <w:rStyle w:val="FunctionTok"/>
         </w:rPr>
-        <w:t xml:space="preserve">library</w:t>
-      </w:r>
-      <w:r>
-        <w:rPr>
-          <w:rStyle w:val="NormalTok"/>
-        </w:rPr>
-        <w:t xml:space="preserve">(MASS)</w:t>
+        <w:t xml:space="preserve">data</w:t>
+      </w:r>
+      <w:r>
+        <w:rPr>
+          <w:rStyle w:val="NormalTok"/>
+        </w:rPr>
+        <w:t xml:space="preserve">(Boston)</w:t>
       </w:r>
       <w:r>
         <w:br/>
@@ -254,52 +173,13 @@
         <w:rPr>
           <w:rStyle w:val="FunctionTok"/>
         </w:rPr>
-        <w:t xml:space="preserve">data</w:t>
+        <w:t xml:space="preserve">head</w:t>
       </w:r>
       <w:r>
         <w:rPr>
           <w:rStyle w:val="NormalTok"/>
         </w:rPr>
         <w:t xml:space="preserve">(Boston)</w:t>
-      </w:r>
-      <w:r>
-        <w:br/>
-      </w:r>
-      <w:r>
-        <w:rPr>
-          <w:rStyle w:val="FunctionTok"/>
-        </w:rPr>
-        <w:t xml:space="preserve">print</w:t>
-      </w:r>
-      <w:r>
-        <w:rPr>
-          <w:rStyle w:val="NormalTok"/>
-        </w:rPr>
-        <w:t xml:space="preserve">(</w:t>
-      </w:r>
-      <w:r>
-        <w:rPr>
-          <w:rStyle w:val="FunctionTok"/>
-        </w:rPr>
-        <w:t xml:space="preserve">t</w:t>
-      </w:r>
-      <w:r>
-        <w:rPr>
-          <w:rStyle w:val="NormalTok"/>
-        </w:rPr>
-        <w:t xml:space="preserve">(</w:t>
-      </w:r>
-      <w:r>
-        <w:rPr>
-          <w:rStyle w:val="FunctionTok"/>
-        </w:rPr>
-        <w:t xml:space="preserve">sapply</w:t>
-      </w:r>
-      <w:r>
-        <w:rPr>
-          <w:rStyle w:val="NormalTok"/>
-        </w:rPr>
-        <w:t xml:space="preserve">(Boston, class)))</w:t>
       </w:r>
     </w:p>
     <w:p>
@@ -310,7 +190,7 @@
         <w:rPr>
           <w:rStyle w:val="VerbatimChar"/>
         </w:rPr>
-        <w:t xml:space="preserve">##      crim      zn        indus     chas      nox       rm        age       dis       rad       tax       ptratio   black    </w:t>
+        <w:t xml:space="preserve">##      crim zn indus chas   nox    rm  age    dis rad tax ptratio  black lstat medv</w:t>
       </w:r>
       <w:r>
         <w:br/>
@@ -319,7 +199,7 @@
         <w:rPr>
           <w:rStyle w:val="VerbatimChar"/>
         </w:rPr>
-        <w:t xml:space="preserve">## [1,] "numeric" "numeric" "numeric" "integer" "numeric" "numeric" "numeric" "numeric" "integer" "numeric" "numeric" "numeric"</w:t>
+        <w:t xml:space="preserve">## 1 0.00632 18  2.31    0 0.538 6.575 65.2 4.0900   1 296    15.3 396.90  4.98 24.0</w:t>
       </w:r>
       <w:r>
         <w:br/>
@@ -328,7 +208,7 @@
         <w:rPr>
           <w:rStyle w:val="VerbatimChar"/>
         </w:rPr>
-        <w:t xml:space="preserve">##      lstat     medv     </w:t>
+        <w:t xml:space="preserve">## 2 0.02731  0  7.07    0 0.469 6.421 78.9 4.9671   2 242    17.8 396.90  9.14 21.6</w:t>
       </w:r>
       <w:r>
         <w:br/>
@@ -337,24 +217,57 @@
         <w:rPr>
           <w:rStyle w:val="VerbatimChar"/>
         </w:rPr>
-        <w:t xml:space="preserve">## [1,] "numeric" "numeric"</w:t>
+        <w:t xml:space="preserve">## 3 0.02729  0  7.07    0 0.469 7.185 61.1 4.9671   2 242    17.8 392.83  4.03 34.7</w:t>
+      </w:r>
+      <w:r>
+        <w:br/>
+      </w:r>
+      <w:r>
+        <w:rPr>
+          <w:rStyle w:val="VerbatimChar"/>
+        </w:rPr>
+        <w:t xml:space="preserve">## 4 0.03237  0  2.18    0 0.458 6.998 45.8 6.0622   3 222    18.7 394.63  2.94 33.4</w:t>
+      </w:r>
+      <w:r>
+        <w:br/>
+      </w:r>
+      <w:r>
+        <w:rPr>
+          <w:rStyle w:val="VerbatimChar"/>
+        </w:rPr>
+        <w:t xml:space="preserve">## 5 0.06905  0  2.18    0 0.458 7.147 54.2 6.0622   3 222    18.7 396.90  5.33 36.2</w:t>
+      </w:r>
+      <w:r>
+        <w:br/>
+      </w:r>
+      <w:r>
+        <w:rPr>
+          <w:rStyle w:val="VerbatimChar"/>
+        </w:rPr>
+        <w:t xml:space="preserve">## 6 0.02985  0  2.18    0 0.458 6.430 58.7 6.0622   3 222    18.7 394.12  5.21 28.7</w:t>
       </w:r>
     </w:p>
     <w:p>
       <w:pPr>
-        <w:pStyle w:val="SourceCode"/>
-      </w:pPr>
-      <w:r>
-        <w:rPr>
-          <w:rStyle w:val="FunctionTok"/>
-        </w:rPr>
-        <w:t xml:space="preserve">head</w:t>
-      </w:r>
-      <w:r>
-        <w:rPr>
-          <w:rStyle w:val="NormalTok"/>
-        </w:rPr>
-        <w:t xml:space="preserve">(Boston)</w:t>
+        <w:pStyle w:val="FirstParagraph"/>
+      </w:pPr>
+      <w:r>
+        <w:t xml:space="preserve">Target</w:t>
+      </w:r>
+      <w:r>
+        <w:t xml:space="preserve"> </w:t>
+      </w:r>
+      <w:r>
+        <w:rPr>
+          <w:rStyle w:val="VerbatimChar"/>
+        </w:rPr>
+        <w:t xml:space="preserve">medv</w:t>
+      </w:r>
+      <w:r>
+        <w:t xml:space="preserve"> </w:t>
+      </w:r>
+      <w:r>
+        <w:t xml:space="preserve">and reproducible train/test split.</w:t>
       </w:r>
     </w:p>
     <w:p>
@@ -363,63 +276,126 @@
       </w:pPr>
       <w:r>
         <w:rPr>
-          <w:rStyle w:val="VerbatimChar"/>
-        </w:rPr>
-        <w:t xml:space="preserve">##      crim zn indus chas   nox    rm  age    dis rad tax ptratio  black lstat medv</w:t>
-      </w:r>
-      <w:r>
-        <w:br/>
-      </w:r>
-      <w:r>
-        <w:rPr>
-          <w:rStyle w:val="VerbatimChar"/>
-        </w:rPr>
-        <w:t xml:space="preserve">## 1 0.00632 18  2.31    0 0.538 6.575 65.2 4.0900   1 296    15.3 396.90  4.98 24.0</w:t>
-      </w:r>
-      <w:r>
-        <w:br/>
-      </w:r>
-      <w:r>
-        <w:rPr>
-          <w:rStyle w:val="VerbatimChar"/>
-        </w:rPr>
-        <w:t xml:space="preserve">## 2 0.02731  0  7.07    0 0.469 6.421 78.9 4.9671   2 242    17.8 396.90  9.14 21.6</w:t>
-      </w:r>
-      <w:r>
-        <w:br/>
-      </w:r>
-      <w:r>
-        <w:rPr>
-          <w:rStyle w:val="VerbatimChar"/>
-        </w:rPr>
-        <w:t xml:space="preserve">## 3 0.02729  0  7.07    0 0.469 7.185 61.1 4.9671   2 242    17.8 392.83  4.03 34.7</w:t>
-      </w:r>
-      <w:r>
-        <w:br/>
-      </w:r>
-      <w:r>
-        <w:rPr>
-          <w:rStyle w:val="VerbatimChar"/>
-        </w:rPr>
-        <w:t xml:space="preserve">## 4 0.03237  0  2.18    0 0.458 6.998 45.8 6.0622   3 222    18.7 394.63  2.94 33.4</w:t>
-      </w:r>
-      <w:r>
-        <w:br/>
-      </w:r>
-      <w:r>
-        <w:rPr>
-          <w:rStyle w:val="VerbatimChar"/>
-        </w:rPr>
-        <w:t xml:space="preserve">## 5 0.06905  0  2.18    0 0.458 7.147 54.2 6.0622   3 222    18.7 396.90  5.33 36.2</w:t>
-      </w:r>
-      <w:r>
-        <w:br/>
-      </w:r>
-      <w:r>
-        <w:rPr>
-          <w:rStyle w:val="VerbatimChar"/>
-        </w:rPr>
-        <w:t xml:space="preserve">## 6 0.02985  0  2.18    0 0.458 6.430 58.7 6.0622   3 222    18.7 394.12  5.21 28.7</w:t>
+          <w:rStyle w:val="FunctionTok"/>
+        </w:rPr>
+        <w:t xml:space="preserve">set_example_seed</w:t>
+      </w:r>
+      <w:r>
+        <w:rPr>
+          <w:rStyle w:val="NormalTok"/>
+        </w:rPr>
+        <w:t xml:space="preserve">()</w:t>
+      </w:r>
+      <w:r>
+        <w:br/>
+      </w:r>
+      <w:r>
+        <w:rPr>
+          <w:rStyle w:val="NormalTok"/>
+        </w:rPr>
+        <w:t xml:space="preserve">sr </w:t>
+      </w:r>
+      <w:r>
+        <w:rPr>
+          <w:rStyle w:val="OtherTok"/>
+        </w:rPr>
+        <w:t xml:space="preserve">&lt;-</w:t>
+      </w:r>
+      <w:r>
+        <w:rPr>
+          <w:rStyle w:val="NormalTok"/>
+        </w:rPr>
+        <w:t xml:space="preserve"> </w:t>
+      </w:r>
+      <w:r>
+        <w:rPr>
+          <w:rStyle w:val="FunctionTok"/>
+        </w:rPr>
+        <w:t xml:space="preserve">train_test</w:t>
+      </w:r>
+      <w:r>
+        <w:rPr>
+          <w:rStyle w:val="NormalTok"/>
+        </w:rPr>
+        <w:t xml:space="preserve">(</w:t>
+      </w:r>
+      <w:r>
+        <w:rPr>
+          <w:rStyle w:val="FunctionTok"/>
+        </w:rPr>
+        <w:t xml:space="preserve">sample_random</w:t>
+      </w:r>
+      <w:r>
+        <w:rPr>
+          <w:rStyle w:val="NormalTok"/>
+        </w:rPr>
+        <w:t xml:space="preserve">(), Boston)</w:t>
+      </w:r>
+      <w:r>
+        <w:br/>
+      </w:r>
+      <w:r>
+        <w:rPr>
+          <w:rStyle w:val="NormalTok"/>
+        </w:rPr>
+        <w:t xml:space="preserve">boston_train </w:t>
+      </w:r>
+      <w:r>
+        <w:rPr>
+          <w:rStyle w:val="OtherTok"/>
+        </w:rPr>
+        <w:t xml:space="preserve">&lt;-</w:t>
+      </w:r>
+      <w:r>
+        <w:rPr>
+          <w:rStyle w:val="NormalTok"/>
+        </w:rPr>
+        <w:t xml:space="preserve"> sr</w:t>
+      </w:r>
+      <w:r>
+        <w:rPr>
+          <w:rStyle w:val="SpecialCharTok"/>
+        </w:rPr>
+        <w:t xml:space="preserve">$</w:t>
+      </w:r>
+      <w:r>
+        <w:rPr>
+          <w:rStyle w:val="NormalTok"/>
+        </w:rPr>
+        <w:t xml:space="preserve">train</w:t>
+      </w:r>
+      <w:r>
+        <w:br/>
+      </w:r>
+      <w:r>
+        <w:rPr>
+          <w:rStyle w:val="NormalTok"/>
+        </w:rPr>
+        <w:t xml:space="preserve">boston_test </w:t>
+      </w:r>
+      <w:r>
+        <w:rPr>
+          <w:rStyle w:val="OtherTok"/>
+        </w:rPr>
+        <w:t xml:space="preserve">&lt;-</w:t>
+      </w:r>
+      <w:r>
+        <w:rPr>
+          <w:rStyle w:val="NormalTok"/>
+        </w:rPr>
+        <w:t xml:space="preserve"> sr</w:t>
+      </w:r>
+      <w:r>
+        <w:rPr>
+          <w:rStyle w:val="SpecialCharTok"/>
+        </w:rPr>
+        <w:t xml:space="preserve">$</w:t>
+      </w:r>
+      <w:r>
+        <w:rPr>
+          <w:rStyle w:val="NormalTok"/>
+        </w:rPr>
+        <w:t xml:space="preserve">test</w:t>
       </w:r>
     </w:p>
     <w:p>
@@ -427,7 +403,7 @@
         <w:pStyle w:val="FirstParagraph"/>
       </w:pPr>
       <w:r>
-        <w:t xml:space="preserve">Optional conversion to matrix.</w:t>
+        <w:t xml:space="preserve">Model configuration and fitting.</w:t>
       </w:r>
     </w:p>
     <w:p>
@@ -436,18 +412,9 @@
       </w:pPr>
       <w:r>
         <w:rPr>
-          <w:rStyle w:val="CommentTok"/>
-        </w:rPr>
-        <w:t xml:space="preserve"># for performance, you can convert to matrix</w:t>
-      </w:r>
-      <w:r>
-        <w:br/>
-      </w:r>
-      <w:r>
-        <w:rPr>
-          <w:rStyle w:val="NormalTok"/>
-        </w:rPr>
-        <w:t xml:space="preserve">Boston </w:t>
+          <w:rStyle w:val="NormalTok"/>
+        </w:rPr>
+        <w:t xml:space="preserve">tune </w:t>
       </w:r>
       <w:r>
         <w:rPr>
@@ -465,13 +432,331 @@
         <w:rPr>
           <w:rStyle w:val="FunctionTok"/>
         </w:rPr>
-        <w:t xml:space="preserve">as.matrix</w:t>
-      </w:r>
-      <w:r>
-        <w:rPr>
-          <w:rStyle w:val="NormalTok"/>
-        </w:rPr>
-        <w:t xml:space="preserve">(Boston)</w:t>
+        <w:t xml:space="preserve">reg_tune</w:t>
+      </w:r>
+      <w:r>
+        <w:rPr>
+          <w:rStyle w:val="NormalTok"/>
+        </w:rPr>
+        <w:t xml:space="preserve">(</w:t>
+      </w:r>
+      <w:r>
+        <w:br/>
+      </w:r>
+      <w:r>
+        <w:rPr>
+          <w:rStyle w:val="NormalTok"/>
+        </w:rPr>
+        <w:t xml:space="preserve">  </w:t>
+      </w:r>
+      <w:r>
+        <w:rPr>
+          <w:rStyle w:val="FunctionTok"/>
+        </w:rPr>
+        <w:t xml:space="preserve">reg_svm</w:t>
+      </w:r>
+      <w:r>
+        <w:rPr>
+          <w:rStyle w:val="NormalTok"/>
+        </w:rPr>
+        <w:t xml:space="preserve">(</w:t>
+      </w:r>
+      <w:r>
+        <w:rPr>
+          <w:rStyle w:val="StringTok"/>
+        </w:rPr>
+        <w:t xml:space="preserve">"medv"</w:t>
+      </w:r>
+      <w:r>
+        <w:rPr>
+          <w:rStyle w:val="NormalTok"/>
+        </w:rPr>
+        <w:t xml:space="preserve">),</w:t>
+      </w:r>
+      <w:r>
+        <w:br/>
+      </w:r>
+      <w:r>
+        <w:rPr>
+          <w:rStyle w:val="NormalTok"/>
+        </w:rPr>
+        <w:t xml:space="preserve">  </w:t>
+      </w:r>
+      <w:r>
+        <w:rPr>
+          <w:rStyle w:val="AttributeTok"/>
+        </w:rPr>
+        <w:t xml:space="preserve">ranges =</w:t>
+      </w:r>
+      <w:r>
+        <w:rPr>
+          <w:rStyle w:val="NormalTok"/>
+        </w:rPr>
+        <w:t xml:space="preserve"> </w:t>
+      </w:r>
+      <w:r>
+        <w:rPr>
+          <w:rStyle w:val="FunctionTok"/>
+        </w:rPr>
+        <w:t xml:space="preserve">list</w:t>
+      </w:r>
+      <w:r>
+        <w:rPr>
+          <w:rStyle w:val="NormalTok"/>
+        </w:rPr>
+        <w:t xml:space="preserve">(</w:t>
+      </w:r>
+      <w:r>
+        <w:br/>
+      </w:r>
+      <w:r>
+        <w:rPr>
+          <w:rStyle w:val="NormalTok"/>
+        </w:rPr>
+        <w:t xml:space="preserve">    </w:t>
+      </w:r>
+      <w:r>
+        <w:rPr>
+          <w:rStyle w:val="AttributeTok"/>
+        </w:rPr>
+        <w:t xml:space="preserve">epsilon =</w:t>
+      </w:r>
+      <w:r>
+        <w:rPr>
+          <w:rStyle w:val="NormalTok"/>
+        </w:rPr>
+        <w:t xml:space="preserve"> </w:t>
+      </w:r>
+      <w:r>
+        <w:rPr>
+          <w:rStyle w:val="FunctionTok"/>
+        </w:rPr>
+        <w:t xml:space="preserve">seq</w:t>
+      </w:r>
+      <w:r>
+        <w:rPr>
+          <w:rStyle w:val="NormalTok"/>
+        </w:rPr>
+        <w:t xml:space="preserve">(</w:t>
+      </w:r>
+      <w:r>
+        <w:rPr>
+          <w:rStyle w:val="DecValTok"/>
+        </w:rPr>
+        <w:t xml:space="preserve">0</w:t>
+      </w:r>
+      <w:r>
+        <w:rPr>
+          <w:rStyle w:val="NormalTok"/>
+        </w:rPr>
+        <w:t xml:space="preserve">, </w:t>
+      </w:r>
+      <w:r>
+        <w:rPr>
+          <w:rStyle w:val="DecValTok"/>
+        </w:rPr>
+        <w:t xml:space="preserve">1</w:t>
+      </w:r>
+      <w:r>
+        <w:rPr>
+          <w:rStyle w:val="NormalTok"/>
+        </w:rPr>
+        <w:t xml:space="preserve">, </w:t>
+      </w:r>
+      <w:r>
+        <w:rPr>
+          <w:rStyle w:val="FloatTok"/>
+        </w:rPr>
+        <w:t xml:space="preserve">0.2</w:t>
+      </w:r>
+      <w:r>
+        <w:rPr>
+          <w:rStyle w:val="NormalTok"/>
+        </w:rPr>
+        <w:t xml:space="preserve">),</w:t>
+      </w:r>
+      <w:r>
+        <w:br/>
+      </w:r>
+      <w:r>
+        <w:rPr>
+          <w:rStyle w:val="NormalTok"/>
+        </w:rPr>
+        <w:t xml:space="preserve">    </w:t>
+      </w:r>
+      <w:r>
+        <w:rPr>
+          <w:rStyle w:val="AttributeTok"/>
+        </w:rPr>
+        <w:t xml:space="preserve">cost =</w:t>
+      </w:r>
+      <w:r>
+        <w:rPr>
+          <w:rStyle w:val="NormalTok"/>
+        </w:rPr>
+        <w:t xml:space="preserve"> </w:t>
+      </w:r>
+      <w:r>
+        <w:rPr>
+          <w:rStyle w:val="FunctionTok"/>
+        </w:rPr>
+        <w:t xml:space="preserve">seq</w:t>
+      </w:r>
+      <w:r>
+        <w:rPr>
+          <w:rStyle w:val="NormalTok"/>
+        </w:rPr>
+        <w:t xml:space="preserve">(</w:t>
+      </w:r>
+      <w:r>
+        <w:rPr>
+          <w:rStyle w:val="DecValTok"/>
+        </w:rPr>
+        <w:t xml:space="preserve">20</w:t>
+      </w:r>
+      <w:r>
+        <w:rPr>
+          <w:rStyle w:val="NormalTok"/>
+        </w:rPr>
+        <w:t xml:space="preserve">, </w:t>
+      </w:r>
+      <w:r>
+        <w:rPr>
+          <w:rStyle w:val="DecValTok"/>
+        </w:rPr>
+        <w:t xml:space="preserve">100</w:t>
+      </w:r>
+      <w:r>
+        <w:rPr>
+          <w:rStyle w:val="NormalTok"/>
+        </w:rPr>
+        <w:t xml:space="preserve">, </w:t>
+      </w:r>
+      <w:r>
+        <w:rPr>
+          <w:rStyle w:val="DecValTok"/>
+        </w:rPr>
+        <w:t xml:space="preserve">20</w:t>
+      </w:r>
+      <w:r>
+        <w:rPr>
+          <w:rStyle w:val="NormalTok"/>
+        </w:rPr>
+        <w:t xml:space="preserve">),</w:t>
+      </w:r>
+      <w:r>
+        <w:br/>
+      </w:r>
+      <w:r>
+        <w:rPr>
+          <w:rStyle w:val="NormalTok"/>
+        </w:rPr>
+        <w:t xml:space="preserve">    </w:t>
+      </w:r>
+      <w:r>
+        <w:rPr>
+          <w:rStyle w:val="AttributeTok"/>
+        </w:rPr>
+        <w:t xml:space="preserve">kernel =</w:t>
+      </w:r>
+      <w:r>
+        <w:rPr>
+          <w:rStyle w:val="NormalTok"/>
+        </w:rPr>
+        <w:t xml:space="preserve"> </w:t>
+      </w:r>
+      <w:r>
+        <w:rPr>
+          <w:rStyle w:val="FunctionTok"/>
+        </w:rPr>
+        <w:t xml:space="preserve">c</w:t>
+      </w:r>
+      <w:r>
+        <w:rPr>
+          <w:rStyle w:val="NormalTok"/>
+        </w:rPr>
+        <w:t xml:space="preserve">(</w:t>
+      </w:r>
+      <w:r>
+        <w:rPr>
+          <w:rStyle w:val="StringTok"/>
+        </w:rPr>
+        <w:t xml:space="preserve">"radial"</w:t>
+      </w:r>
+      <w:r>
+        <w:rPr>
+          <w:rStyle w:val="NormalTok"/>
+        </w:rPr>
+        <w:t xml:space="preserve">)</w:t>
+      </w:r>
+      <w:r>
+        <w:br/>
+      </w:r>
+      <w:r>
+        <w:rPr>
+          <w:rStyle w:val="NormalTok"/>
+        </w:rPr>
+        <w:t xml:space="preserve">  )</w:t>
+      </w:r>
+      <w:r>
+        <w:br/>
+      </w:r>
+      <w:r>
+        <w:rPr>
+          <w:rStyle w:val="NormalTok"/>
+        </w:rPr>
+        <w:t xml:space="preserve">)</w:t>
+      </w:r>
+      <w:r>
+        <w:br/>
+      </w:r>
+      <w:r>
+        <w:br/>
+      </w:r>
+      <w:r>
+        <w:rPr>
+          <w:rStyle w:val="FunctionTok"/>
+        </w:rPr>
+        <w:t xml:space="preserve">set_example_seed</w:t>
+      </w:r>
+      <w:r>
+        <w:rPr>
+          <w:rStyle w:val="NormalTok"/>
+        </w:rPr>
+        <w:t xml:space="preserve">()</w:t>
+      </w:r>
+      <w:r>
+        <w:br/>
+      </w:r>
+      <w:r>
+        <w:rPr>
+          <w:rStyle w:val="NormalTok"/>
+        </w:rPr>
+        <w:t xml:space="preserve">model </w:t>
+      </w:r>
+      <w:r>
+        <w:rPr>
+          <w:rStyle w:val="OtherTok"/>
+        </w:rPr>
+        <w:t xml:space="preserve">&lt;-</w:t>
+      </w:r>
+      <w:r>
+        <w:rPr>
+          <w:rStyle w:val="NormalTok"/>
+        </w:rPr>
+        <w:t xml:space="preserve"> </w:t>
+      </w:r>
+      <w:r>
+        <w:rPr>
+          <w:rStyle w:val="FunctionTok"/>
+        </w:rPr>
+        <w:t xml:space="preserve">fit</w:t>
+      </w:r>
+      <w:r>
+        <w:rPr>
+          <w:rStyle w:val="NormalTok"/>
+        </w:rPr>
+        <w:t xml:space="preserve">(tune, boston_train)</w:t>
       </w:r>
     </w:p>
     <w:p>
@@ -479,7 +764,7 @@
         <w:pStyle w:val="FirstParagraph"/>
       </w:pPr>
       <w:r>
-        <w:t xml:space="preserve">Train/test split for tuning validation.</w:t>
+        <w:t xml:space="preserve">Training evaluation.</w:t>
       </w:r>
     </w:p>
     <w:p>
@@ -488,33 +773,42 @@
       </w:pPr>
       <w:r>
         <w:rPr>
-          <w:rStyle w:val="CommentTok"/>
-        </w:rPr>
-        <w:t xml:space="preserve"># preparing dataset for random sampling</w:t>
-      </w:r>
-      <w:r>
-        <w:br/>
+          <w:rStyle w:val="NormalTok"/>
+        </w:rPr>
+        <w:t xml:space="preserve">train_prediction </w:t>
+      </w:r>
+      <w:r>
+        <w:rPr>
+          <w:rStyle w:val="OtherTok"/>
+        </w:rPr>
+        <w:t xml:space="preserve">&lt;-</w:t>
+      </w:r>
+      <w:r>
+        <w:rPr>
+          <w:rStyle w:val="NormalTok"/>
+        </w:rPr>
+        <w:t xml:space="preserve"> </w:t>
       </w:r>
       <w:r>
         <w:rPr>
           <w:rStyle w:val="FunctionTok"/>
         </w:rPr>
-        <w:t xml:space="preserve">set_example_seed</w:t>
-      </w:r>
-      <w:r>
-        <w:rPr>
-          <w:rStyle w:val="NormalTok"/>
-        </w:rPr>
-        <w:t xml:space="preserve">()</w:t>
-      </w:r>
-      <w:r>
-        <w:br/>
-      </w:r>
-      <w:r>
-        <w:rPr>
-          <w:rStyle w:val="NormalTok"/>
-        </w:rPr>
-        <w:t xml:space="preserve">sr </w:t>
+        <w:t xml:space="preserve">predict</w:t>
+      </w:r>
+      <w:r>
+        <w:rPr>
+          <w:rStyle w:val="NormalTok"/>
+        </w:rPr>
+        <w:t xml:space="preserve">(model, boston_train)</w:t>
+      </w:r>
+      <w:r>
+        <w:br/>
+      </w:r>
+      <w:r>
+        <w:rPr>
+          <w:rStyle w:val="NormalTok"/>
+        </w:rPr>
+        <w:t xml:space="preserve">train_eval </w:t>
       </w:r>
       <w:r>
         <w:rPr>
@@ -532,67 +826,34 @@
         <w:rPr>
           <w:rStyle w:val="FunctionTok"/>
         </w:rPr>
-        <w:t xml:space="preserve">sample_random</w:t>
-      </w:r>
-      <w:r>
-        <w:rPr>
-          <w:rStyle w:val="NormalTok"/>
-        </w:rPr>
-        <w:t xml:space="preserve">()</w:t>
-      </w:r>
-      <w:r>
-        <w:br/>
-      </w:r>
-      <w:r>
-        <w:rPr>
-          <w:rStyle w:val="NormalTok"/>
-        </w:rPr>
-        <w:t xml:space="preserve">sr </w:t>
-      </w:r>
-      <w:r>
-        <w:rPr>
-          <w:rStyle w:val="OtherTok"/>
-        </w:rPr>
-        <w:t xml:space="preserve">&lt;-</w:t>
-      </w:r>
-      <w:r>
-        <w:rPr>
-          <w:rStyle w:val="NormalTok"/>
-        </w:rPr>
-        <w:t xml:space="preserve"> </w:t>
-      </w:r>
-      <w:r>
-        <w:rPr>
-          <w:rStyle w:val="FunctionTok"/>
-        </w:rPr>
-        <w:t xml:space="preserve">train_test</w:t>
-      </w:r>
-      <w:r>
-        <w:rPr>
-          <w:rStyle w:val="NormalTok"/>
-        </w:rPr>
-        <w:t xml:space="preserve">(sr, Boston)</w:t>
-      </w:r>
-      <w:r>
-        <w:br/>
-      </w:r>
-      <w:r>
-        <w:rPr>
-          <w:rStyle w:val="NormalTok"/>
-        </w:rPr>
-        <w:t xml:space="preserve">boston_train </w:t>
-      </w:r>
-      <w:r>
-        <w:rPr>
-          <w:rStyle w:val="OtherTok"/>
-        </w:rPr>
-        <w:t xml:space="preserve">&lt;-</w:t>
-      </w:r>
-      <w:r>
-        <w:rPr>
-          <w:rStyle w:val="NormalTok"/>
-        </w:rPr>
-        <w:t xml:space="preserve"> sr</w:t>
+        <w:t xml:space="preserve">evaluate</w:t>
+      </w:r>
+      <w:r>
+        <w:rPr>
+          <w:rStyle w:val="NormalTok"/>
+        </w:rPr>
+        <w:t xml:space="preserve">(model, boston_train[, </w:t>
+      </w:r>
+      <w:r>
+        <w:rPr>
+          <w:rStyle w:val="StringTok"/>
+        </w:rPr>
+        <w:t xml:space="preserve">"medv"</w:t>
+      </w:r>
+      <w:r>
+        <w:rPr>
+          <w:rStyle w:val="NormalTok"/>
+        </w:rPr>
+        <w:t xml:space="preserve">], train_prediction)</w:t>
+      </w:r>
+      <w:r>
+        <w:br/>
+      </w:r>
+      <w:r>
+        <w:rPr>
+          <w:rStyle w:val="NormalTok"/>
+        </w:rPr>
+        <w:t xml:space="preserve">train_eval</w:t>
       </w:r>
       <w:r>
         <w:rPr>
@@ -604,1285 +865,190 @@
         <w:rPr>
           <w:rStyle w:val="NormalTok"/>
         </w:rPr>
-        <w:t xml:space="preserve">train</w:t>
-      </w:r>
-      <w:r>
-        <w:br/>
-      </w:r>
-      <w:r>
-        <w:rPr>
-          <w:rStyle w:val="NormalTok"/>
-        </w:rPr>
-        <w:t xml:space="preserve">boston_test </w:t>
-      </w:r>
-      <w:r>
-        <w:rPr>
-          <w:rStyle w:val="OtherTok"/>
-        </w:rPr>
-        <w:t xml:space="preserve">&lt;-</w:t>
-      </w:r>
-      <w:r>
-        <w:rPr>
-          <w:rStyle w:val="NormalTok"/>
-        </w:rPr>
-        <w:t xml:space="preserve"> sr</w:t>
-      </w:r>
-      <w:r>
-        <w:rPr>
-          <w:rStyle w:val="SpecialCharTok"/>
-        </w:rPr>
-        <w:t xml:space="preserve">$</w:t>
-      </w:r>
-      <w:r>
-        <w:rPr>
-          <w:rStyle w:val="NormalTok"/>
-        </w:rPr>
-        <w:t xml:space="preserve">test</w:t>
+        <w:t xml:space="preserve">metrics</w:t>
       </w:r>
     </w:p>
     <w:p>
       <w:pPr>
-        <w:pStyle w:val="FirstParagraph"/>
-      </w:pPr>
-      <w:r>
-        <w:t xml:space="preserve">Hyperparameter grid configuration and search training.</w:t>
+        <w:pStyle w:val="SourceCode"/>
+      </w:pPr>
+      <w:r>
+        <w:rPr>
+          <w:rStyle w:val="VerbatimChar"/>
+        </w:rPr>
+        <w:t xml:space="preserve">##        mse      smape        R2</w:t>
+      </w:r>
+      <w:r>
+        <w:br/>
+      </w:r>
+      <w:r>
+        <w:rPr>
+          <w:rStyle w:val="VerbatimChar"/>
+        </w:rPr>
+        <w:t xml:space="preserve">## 1 3.093724 0.07190626 0.9611203</w:t>
       </w:r>
     </w:p>
     <w:p>
       <w:pPr>
-        <w:pStyle w:val="SourceCode"/>
-      </w:pPr>
-      <w:r>
-        <w:rPr>
-          <w:rStyle w:val="CommentTok"/>
-        </w:rPr>
-        <w:t xml:space="preserve"># Training</w:t>
-      </w:r>
-      <w:r>
-        <w:br/>
-      </w:r>
-      <w:r>
-        <w:br/>
-      </w:r>
-      <w:r>
-        <w:rPr>
-          <w:rStyle w:val="NormalTok"/>
-        </w:rPr>
-        <w:t xml:space="preserve">tune </w:t>
-      </w:r>
-      <w:r>
-        <w:rPr>
-          <w:rStyle w:val="OtherTok"/>
-        </w:rPr>
-        <w:t xml:space="preserve">&lt;-</w:t>
-      </w:r>
-      <w:r>
-        <w:rPr>
-          <w:rStyle w:val="NormalTok"/>
-        </w:rPr>
-        <w:t xml:space="preserve"> </w:t>
-      </w:r>
-      <w:r>
-        <w:rPr>
-          <w:rStyle w:val="FunctionTok"/>
-        </w:rPr>
-        <w:t xml:space="preserve">reg_tune</w:t>
-      </w:r>
-      <w:r>
-        <w:rPr>
-          <w:rStyle w:val="NormalTok"/>
-        </w:rPr>
-        <w:t xml:space="preserve">(</w:t>
-      </w:r>
-      <w:r>
-        <w:rPr>
-          <w:rStyle w:val="FunctionTok"/>
-        </w:rPr>
-        <w:t xml:space="preserve">reg_svm</w:t>
-      </w:r>
-      <w:r>
-        <w:rPr>
-          <w:rStyle w:val="NormalTok"/>
-        </w:rPr>
-        <w:t xml:space="preserve">(</w:t>
-      </w:r>
-      <w:r>
-        <w:rPr>
-          <w:rStyle w:val="StringTok"/>
-        </w:rPr>
-        <w:t xml:space="preserve">"medv"</w:t>
-      </w:r>
-      <w:r>
-        <w:rPr>
-          <w:rStyle w:val="NormalTok"/>
-        </w:rPr>
-        <w:t xml:space="preserve">), </w:t>
-      </w:r>
-      <w:r>
-        <w:br/>
-      </w:r>
-      <w:r>
-        <w:rPr>
-          <w:rStyle w:val="NormalTok"/>
-        </w:rPr>
-        <w:t xml:space="preserve">          </w:t>
-      </w:r>
-      <w:r>
-        <w:rPr>
-          <w:rStyle w:val="AttributeTok"/>
-        </w:rPr>
-        <w:t xml:space="preserve">ranges =</w:t>
-      </w:r>
-      <w:r>
-        <w:rPr>
-          <w:rStyle w:val="NormalTok"/>
-        </w:rPr>
-        <w:t xml:space="preserve"> </w:t>
-      </w:r>
-      <w:r>
-        <w:rPr>
-          <w:rStyle w:val="FunctionTok"/>
-        </w:rPr>
-        <w:t xml:space="preserve">list</w:t>
-      </w:r>
-      <w:r>
-        <w:rPr>
-          <w:rStyle w:val="NormalTok"/>
-        </w:rPr>
-        <w:t xml:space="preserve">(</w:t>
-      </w:r>
-      <w:r>
-        <w:rPr>
-          <w:rStyle w:val="FunctionTok"/>
-        </w:rPr>
-        <w:t xml:space="preserve">seq</w:t>
-      </w:r>
-      <w:r>
-        <w:rPr>
-          <w:rStyle w:val="NormalTok"/>
-        </w:rPr>
-        <w:t xml:space="preserve">(</w:t>
-      </w:r>
-      <w:r>
-        <w:rPr>
-          <w:rStyle w:val="DecValTok"/>
-        </w:rPr>
-        <w:t xml:space="preserve">0</w:t>
-      </w:r>
-      <w:r>
-        <w:rPr>
-          <w:rStyle w:val="NormalTok"/>
-        </w:rPr>
-        <w:t xml:space="preserve">,</w:t>
-      </w:r>
-      <w:r>
-        <w:rPr>
-          <w:rStyle w:val="DecValTok"/>
-        </w:rPr>
-        <w:t xml:space="preserve">1</w:t>
-      </w:r>
-      <w:r>
-        <w:rPr>
-          <w:rStyle w:val="NormalTok"/>
-        </w:rPr>
-        <w:t xml:space="preserve">,</w:t>
-      </w:r>
-      <w:r>
-        <w:rPr>
-          <w:rStyle w:val="FloatTok"/>
-        </w:rPr>
-        <w:t xml:space="preserve">0.2</w:t>
-      </w:r>
-      <w:r>
-        <w:rPr>
-          <w:rStyle w:val="NormalTok"/>
-        </w:rPr>
-        <w:t xml:space="preserve">), </w:t>
-      </w:r>
-      <w:r>
-        <w:rPr>
-          <w:rStyle w:val="AttributeTok"/>
-        </w:rPr>
-        <w:t xml:space="preserve">cost=</w:t>
-      </w:r>
-      <w:r>
-        <w:rPr>
-          <w:rStyle w:val="FunctionTok"/>
-        </w:rPr>
-        <w:t xml:space="preserve">seq</w:t>
-      </w:r>
-      <w:r>
-        <w:rPr>
-          <w:rStyle w:val="NormalTok"/>
-        </w:rPr>
-        <w:t xml:space="preserve">(</w:t>
-      </w:r>
-      <w:r>
-        <w:rPr>
-          <w:rStyle w:val="DecValTok"/>
-        </w:rPr>
-        <w:t xml:space="preserve">20</w:t>
-      </w:r>
-      <w:r>
-        <w:rPr>
-          <w:rStyle w:val="NormalTok"/>
-        </w:rPr>
-        <w:t xml:space="preserve">,</w:t>
-      </w:r>
-      <w:r>
-        <w:rPr>
-          <w:rStyle w:val="DecValTok"/>
-        </w:rPr>
-        <w:t xml:space="preserve">100</w:t>
-      </w:r>
-      <w:r>
-        <w:rPr>
-          <w:rStyle w:val="NormalTok"/>
-        </w:rPr>
-        <w:t xml:space="preserve">,</w:t>
-      </w:r>
-      <w:r>
-        <w:rPr>
-          <w:rStyle w:val="DecValTok"/>
-        </w:rPr>
-        <w:t xml:space="preserve">20</w:t>
-      </w:r>
-      <w:r>
-        <w:rPr>
-          <w:rStyle w:val="NormalTok"/>
-        </w:rPr>
-        <w:t xml:space="preserve">), </w:t>
-      </w:r>
-      <w:r>
-        <w:rPr>
-          <w:rStyle w:val="AttributeTok"/>
-        </w:rPr>
-        <w:t xml:space="preserve">kernel =</w:t>
-      </w:r>
-      <w:r>
-        <w:rPr>
-          <w:rStyle w:val="NormalTok"/>
-        </w:rPr>
-        <w:t xml:space="preserve"> </w:t>
-      </w:r>
-      <w:r>
-        <w:rPr>
-          <w:rStyle w:val="FunctionTok"/>
-        </w:rPr>
-        <w:t xml:space="preserve">c</w:t>
-      </w:r>
-      <w:r>
-        <w:rPr>
-          <w:rStyle w:val="NormalTok"/>
-        </w:rPr>
-        <w:t xml:space="preserve">(</w:t>
-      </w:r>
-      <w:r>
-        <w:rPr>
-          <w:rStyle w:val="StringTok"/>
-        </w:rPr>
-        <w:t xml:space="preserve">"radial"</w:t>
-      </w:r>
-      <w:r>
-        <w:rPr>
-          <w:rStyle w:val="NormalTok"/>
-        </w:rPr>
-        <w:t xml:space="preserve">)))</w:t>
-      </w:r>
-      <w:r>
-        <w:br/>
-      </w:r>
-      <w:r>
-        <w:rPr>
-          <w:rStyle w:val="FunctionTok"/>
-        </w:rPr>
-        <w:t xml:space="preserve">set_example_seed</w:t>
-      </w:r>
-      <w:r>
-        <w:rPr>
-          <w:rStyle w:val="NormalTok"/>
-        </w:rPr>
-        <w:t xml:space="preserve">()</w:t>
-      </w:r>
-      <w:r>
-        <w:br/>
-      </w:r>
-      <w:r>
-        <w:rPr>
-          <w:rStyle w:val="NormalTok"/>
-        </w:rPr>
-        <w:t xml:space="preserve">model </w:t>
-      </w:r>
-      <w:r>
-        <w:rPr>
-          <w:rStyle w:val="OtherTok"/>
-        </w:rPr>
-        <w:t xml:space="preserve">&lt;-</w:t>
-      </w:r>
-      <w:r>
-        <w:rPr>
-          <w:rStyle w:val="NormalTok"/>
-        </w:rPr>
-        <w:t xml:space="preserve"> </w:t>
-      </w:r>
-      <w:r>
-        <w:rPr>
-          <w:rStyle w:val="FunctionTok"/>
-        </w:rPr>
-        <w:t xml:space="preserve">fit</w:t>
-      </w:r>
-      <w:r>
-        <w:rPr>
-          <w:rStyle w:val="NormalTok"/>
-        </w:rPr>
-        <w:t xml:space="preserve">(tune, boston_train)</w:t>
+        <w:pStyle w:val="FirstParagraph"/>
+      </w:pPr>
+      <w:r>
+        <w:t xml:space="preserve">Test evaluation.</w:t>
       </w:r>
     </w:p>
     <w:p>
       <w:pPr>
-        <w:pStyle w:val="FirstParagraph"/>
-      </w:pPr>
-      <w:r>
-        <w:t xml:space="preserve">The tuning object keeps the parameter grid internally, so the Experiment Line remains the same: configure the object, call</w:t>
-      </w:r>
-      <w:r>
+        <w:pStyle w:val="SourceCode"/>
+      </w:pPr>
+      <w:r>
+        <w:rPr>
+          <w:rStyle w:val="NormalTok"/>
+        </w:rPr>
+        <w:t xml:space="preserve">test_prediction </w:t>
+      </w:r>
+      <w:r>
+        <w:rPr>
+          <w:rStyle w:val="OtherTok"/>
+        </w:rPr>
+        <w:t xml:space="preserve">&lt;-</w:t>
+      </w:r>
+      <w:r>
+        <w:rPr>
+          <w:rStyle w:val="NormalTok"/>
+        </w:rPr>
         <w:t xml:space="preserve"> </w:t>
       </w:r>
       <w:r>
         <w:rPr>
-          <w:rStyle w:val="VerbatimChar"/>
-        </w:rPr>
-        <w:t xml:space="preserve">fit()</w:t>
-      </w:r>
-      <w:r>
-        <w:t xml:space="preserve">, then reuse</w:t>
-      </w:r>
-      <w:r>
+          <w:rStyle w:val="FunctionTok"/>
+        </w:rPr>
+        <w:t xml:space="preserve">predict</w:t>
+      </w:r>
+      <w:r>
+        <w:rPr>
+          <w:rStyle w:val="NormalTok"/>
+        </w:rPr>
+        <w:t xml:space="preserve">(model, boston_test)</w:t>
+      </w:r>
+      <w:r>
+        <w:br/>
+      </w:r>
+      <w:r>
+        <w:rPr>
+          <w:rStyle w:val="NormalTok"/>
+        </w:rPr>
+        <w:t xml:space="preserve">test_eval </w:t>
+      </w:r>
+      <w:r>
+        <w:rPr>
+          <w:rStyle w:val="OtherTok"/>
+        </w:rPr>
+        <w:t xml:space="preserve">&lt;-</w:t>
+      </w:r>
+      <w:r>
+        <w:rPr>
+          <w:rStyle w:val="NormalTok"/>
+        </w:rPr>
         <w:t xml:space="preserve"> </w:t>
       </w:r>
       <w:r>
         <w:rPr>
-          <w:rStyle w:val="VerbatimChar"/>
-        </w:rPr>
-        <w:t xml:space="preserve">predict()</w:t>
-      </w:r>
-      <w:r>
-        <w:t xml:space="preserve"> </w:t>
-      </w:r>
-      <w:r>
-        <w:t xml:space="preserve">and</w:t>
-      </w:r>
-      <w:r>
-        <w:t xml:space="preserve"> </w:t>
-      </w:r>
-      <w:r>
-        <w:rPr>
-          <w:rStyle w:val="VerbatimChar"/>
-        </w:rPr>
-        <w:t xml:space="preserve">evaluate()</w:t>
-      </w:r>
-      <w:r>
-        <w:t xml:space="preserve"> </w:t>
-      </w:r>
-      <w:r>
-        <w:t xml:space="preserve">on the selected model.</w:t>
+          <w:rStyle w:val="FunctionTok"/>
+        </w:rPr>
+        <w:t xml:space="preserve">evaluate</w:t>
+      </w:r>
+      <w:r>
+        <w:rPr>
+          <w:rStyle w:val="NormalTok"/>
+        </w:rPr>
+        <w:t xml:space="preserve">(model, boston_test[, </w:t>
+      </w:r>
+      <w:r>
+        <w:rPr>
+          <w:rStyle w:val="StringTok"/>
+        </w:rPr>
+        <w:t xml:space="preserve">"medv"</w:t>
+      </w:r>
+      <w:r>
+        <w:rPr>
+          <w:rStyle w:val="NormalTok"/>
+        </w:rPr>
+        <w:t xml:space="preserve">], test_prediction)</w:t>
+      </w:r>
+      <w:r>
+        <w:br/>
+      </w:r>
+      <w:r>
+        <w:rPr>
+          <w:rStyle w:val="NormalTok"/>
+        </w:rPr>
+        <w:t xml:space="preserve">test_eval</w:t>
+      </w:r>
+      <w:r>
+        <w:rPr>
+          <w:rStyle w:val="SpecialCharTok"/>
+        </w:rPr>
+        <w:t xml:space="preserve">$</w:t>
+      </w:r>
+      <w:r>
+        <w:rPr>
+          <w:rStyle w:val="NormalTok"/>
+        </w:rPr>
+        <w:t xml:space="preserve">metrics</w:t>
       </w:r>
     </w:p>
     <w:p>
       <w:pPr>
-        <w:pStyle w:val="BodyText"/>
-      </w:pPr>
-      <w:r>
-        <w:t xml:space="preserve">Training evaluation with the best hyperparameters.</w:t>
+        <w:pStyle w:val="SourceCode"/>
+      </w:pPr>
+      <w:r>
+        <w:rPr>
+          <w:rStyle w:val="VerbatimChar"/>
+        </w:rPr>
+        <w:t xml:space="preserve">##        mse    smape        R2</w:t>
+      </w:r>
+      <w:r>
+        <w:br/>
+      </w:r>
+      <w:r>
+        <w:rPr>
+          <w:rStyle w:val="VerbatimChar"/>
+        </w:rPr>
+        <w:t xml:space="preserve">## 1 9.927719 0.105222 0.9033131</w:t>
       </w:r>
     </w:p>
     <w:p>
       <w:pPr>
-        <w:pStyle w:val="SourceCode"/>
-      </w:pPr>
-      <w:r>
-        <w:rPr>
-          <w:rStyle w:val="CommentTok"/>
-        </w:rPr>
-        <w:t xml:space="preserve"># Model adjustment</w:t>
-      </w:r>
-      <w:r>
-        <w:br/>
-      </w:r>
-      <w:r>
-        <w:br/>
-      </w:r>
-      <w:r>
-        <w:rPr>
-          <w:rStyle w:val="NormalTok"/>
-        </w:rPr>
-        <w:t xml:space="preserve">train_prediction </w:t>
-      </w:r>
-      <w:r>
-        <w:rPr>
-          <w:rStyle w:val="OtherTok"/>
-        </w:rPr>
-        <w:t xml:space="preserve">&lt;-</w:t>
-      </w:r>
-      <w:r>
-        <w:rPr>
-          <w:rStyle w:val="NormalTok"/>
-        </w:rPr>
+        <w:pStyle w:val="FirstParagraph"/>
+      </w:pPr>
+      <w:r>
+        <w:t xml:space="preserve">What to observe</w:t>
+      </w:r>
+      <w:r>
         <w:t xml:space="preserve"> </w:t>
       </w:r>
       <w:r>
-        <w:rPr>
-          <w:rStyle w:val="FunctionTok"/>
-        </w:rPr>
-        <w:t xml:space="preserve">predict</w:t>
-      </w:r>
-      <w:r>
-        <w:rPr>
-          <w:rStyle w:val="NormalTok"/>
-        </w:rPr>
-        <w:t xml:space="preserve">(model, boston_train)</w:t>
-      </w:r>
-      <w:r>
-        <w:br/>
-      </w:r>
-      <w:r>
-        <w:rPr>
-          <w:rStyle w:val="NormalTok"/>
-        </w:rPr>
-        <w:t xml:space="preserve">boston_train_predictand </w:t>
-      </w:r>
-      <w:r>
-        <w:rPr>
-          <w:rStyle w:val="OtherTok"/>
-        </w:rPr>
-        <w:t xml:space="preserve">&lt;-</w:t>
-      </w:r>
-      <w:r>
-        <w:rPr>
-          <w:rStyle w:val="NormalTok"/>
-        </w:rPr>
-        <w:t xml:space="preserve"> boston_train[,</w:t>
-      </w:r>
-      <w:r>
-        <w:rPr>
-          <w:rStyle w:val="StringTok"/>
-        </w:rPr>
-        <w:t xml:space="preserve">"medv"</w:t>
-      </w:r>
-      <w:r>
-        <w:rPr>
-          <w:rStyle w:val="NormalTok"/>
-        </w:rPr>
-        <w:t xml:space="preserve">]</w:t>
-      </w:r>
-      <w:r>
-        <w:br/>
-      </w:r>
-      <w:r>
-        <w:rPr>
-          <w:rStyle w:val="NormalTok"/>
-        </w:rPr>
-        <w:t xml:space="preserve">train_eval </w:t>
-      </w:r>
-      <w:r>
-        <w:rPr>
-          <w:rStyle w:val="OtherTok"/>
-        </w:rPr>
-        <w:t xml:space="preserve">&lt;-</w:t>
-      </w:r>
-      <w:r>
-        <w:rPr>
-          <w:rStyle w:val="NormalTok"/>
-        </w:rPr>
+        <w:t xml:space="preserve">- The workflow is still split, fit, predict, and evaluate.</w:t>
+      </w:r>
+      <w:r>
         <w:t xml:space="preserve"> </w:t>
       </w:r>
       <w:r>
-        <w:rPr>
-          <w:rStyle w:val="FunctionTok"/>
-        </w:rPr>
-        <w:t xml:space="preserve">evaluate</w:t>
-      </w:r>
-      <w:r>
-        <w:rPr>
-          <w:rStyle w:val="NormalTok"/>
-        </w:rPr>
-        <w:t xml:space="preserve">(model, boston_train_predictand, train_prediction)</w:t>
-      </w:r>
-      <w:r>
-        <w:br/>
-      </w:r>
-      <w:r>
-        <w:rPr>
-          <w:rStyle w:val="FunctionTok"/>
-        </w:rPr>
-        <w:t xml:space="preserve">print</w:t>
-      </w:r>
-      <w:r>
-        <w:rPr>
-          <w:rStyle w:val="NormalTok"/>
-        </w:rPr>
-        <w:t xml:space="preserve">(train_eval</w:t>
-      </w:r>
-      <w:r>
-        <w:rPr>
-          <w:rStyle w:val="SpecialCharTok"/>
-        </w:rPr>
-        <w:t xml:space="preserve">$</w:t>
-      </w:r>
-      <w:r>
-        <w:rPr>
-          <w:rStyle w:val="NormalTok"/>
-        </w:rPr>
-        <w:t xml:space="preserve">metrics)</w:t>
+        <w:t xml:space="preserve">- Tuning changes how the regressor is chosen, not how the line of experiment is structured.</w:t>
       </w:r>
     </w:p>
     <w:p>
       <w:pPr>
-        <w:pStyle w:val="SourceCode"/>
-      </w:pPr>
-      <w:r>
-        <w:rPr>
-          <w:rStyle w:val="VerbatimChar"/>
-        </w:rPr>
-        <w:t xml:space="preserve">##        mse      smape        R2</w:t>
-      </w:r>
-      <w:r>
-        <w:br/>
-      </w:r>
-      <w:r>
-        <w:rPr>
-          <w:rStyle w:val="VerbatimChar"/>
-        </w:rPr>
-        <w:t xml:space="preserve">## 1 2.126669 0.05007261 0.9732736</w:t>
-      </w:r>
-    </w:p>
-    <w:p>
-      <w:pPr>
-        <w:pStyle w:val="FirstParagraph"/>
-      </w:pPr>
-      <w:r>
-        <w:t xml:space="preserve">Test evaluation.</w:t>
-      </w:r>
-    </w:p>
-    <w:p>
-      <w:pPr>
-        <w:pStyle w:val="SourceCode"/>
-      </w:pPr>
-      <w:r>
-        <w:rPr>
-          <w:rStyle w:val="CommentTok"/>
-        </w:rPr>
-        <w:t xml:space="preserve"># Test</w:t>
-      </w:r>
-      <w:r>
-        <w:br/>
-      </w:r>
-      <w:r>
-        <w:br/>
-      </w:r>
-      <w:r>
-        <w:rPr>
-          <w:rStyle w:val="NormalTok"/>
-        </w:rPr>
-        <w:t xml:space="preserve">test_prediction </w:t>
-      </w:r>
-      <w:r>
-        <w:rPr>
-          <w:rStyle w:val="OtherTok"/>
-        </w:rPr>
-        <w:t xml:space="preserve">&lt;-</w:t>
-      </w:r>
-      <w:r>
-        <w:rPr>
-          <w:rStyle w:val="NormalTok"/>
-        </w:rPr>
+        <w:pStyle w:val="BodyText"/>
+      </w:pPr>
+      <w:r>
+        <w:t xml:space="preserve">References</w:t>
+      </w:r>
+      <w:r>
         <w:t xml:space="preserve"> </w:t>
       </w:r>
       <w:r>
-        <w:rPr>
-          <w:rStyle w:val="FunctionTok"/>
-        </w:rPr>
-        <w:t xml:space="preserve">predict</w:t>
-      </w:r>
-      <w:r>
-        <w:rPr>
-          <w:rStyle w:val="NormalTok"/>
-        </w:rPr>
-        <w:t xml:space="preserve">(model, boston_test)</w:t>
-      </w:r>
-      <w:r>
-        <w:br/>
-      </w:r>
-      <w:r>
-        <w:rPr>
-          <w:rStyle w:val="NormalTok"/>
-        </w:rPr>
-        <w:t xml:space="preserve">boston_test_predictand </w:t>
-      </w:r>
-      <w:r>
-        <w:rPr>
-          <w:rStyle w:val="OtherTok"/>
-        </w:rPr>
-        <w:t xml:space="preserve">&lt;-</w:t>
-      </w:r>
-      <w:r>
-        <w:rPr>
-          <w:rStyle w:val="NormalTok"/>
-        </w:rPr>
-        <w:t xml:space="preserve"> boston_test[,</w:t>
-      </w:r>
-      <w:r>
-        <w:rPr>
-          <w:rStyle w:val="StringTok"/>
-        </w:rPr>
-        <w:t xml:space="preserve">"medv"</w:t>
-      </w:r>
-      <w:r>
-        <w:rPr>
-          <w:rStyle w:val="NormalTok"/>
-        </w:rPr>
-        <w:t xml:space="preserve">]</w:t>
-      </w:r>
-      <w:r>
-        <w:br/>
-      </w:r>
-      <w:r>
-        <w:rPr>
-          <w:rStyle w:val="NormalTok"/>
-        </w:rPr>
-        <w:t xml:space="preserve">test_eval </w:t>
-      </w:r>
-      <w:r>
-        <w:rPr>
-          <w:rStyle w:val="OtherTok"/>
-        </w:rPr>
-        <w:t xml:space="preserve">&lt;-</w:t>
-      </w:r>
-      <w:r>
-        <w:rPr>
-          <w:rStyle w:val="NormalTok"/>
-        </w:rPr>
-        <w:t xml:space="preserve"> </w:t>
-      </w:r>
-      <w:r>
-        <w:rPr>
-          <w:rStyle w:val="FunctionTok"/>
-        </w:rPr>
-        <w:t xml:space="preserve">evaluate</w:t>
-      </w:r>
-      <w:r>
-        <w:rPr>
-          <w:rStyle w:val="NormalTok"/>
-        </w:rPr>
-        <w:t xml:space="preserve">(model, boston_test_predictand, test_prediction)</w:t>
-      </w:r>
-      <w:r>
-        <w:br/>
-      </w:r>
-      <w:r>
-        <w:rPr>
-          <w:rStyle w:val="FunctionTok"/>
-        </w:rPr>
-        <w:t xml:space="preserve">print</w:t>
-      </w:r>
-      <w:r>
-        <w:rPr>
-          <w:rStyle w:val="NormalTok"/>
-        </w:rPr>
-        <w:t xml:space="preserve">(test_eval</w:t>
-      </w:r>
-      <w:r>
-        <w:rPr>
-          <w:rStyle w:val="SpecialCharTok"/>
-        </w:rPr>
-        <w:t xml:space="preserve">$</w:t>
-      </w:r>
-      <w:r>
-        <w:rPr>
-          <w:rStyle w:val="NormalTok"/>
-        </w:rPr>
-        <w:t xml:space="preserve">metrics)</w:t>
-      </w:r>
-    </w:p>
-    <w:p>
-      <w:pPr>
-        <w:pStyle w:val="SourceCode"/>
-      </w:pPr>
-      <w:r>
-        <w:rPr>
-          <w:rStyle w:val="VerbatimChar"/>
-        </w:rPr>
-        <w:t xml:space="preserve">##        mse     smape        R2</w:t>
-      </w:r>
-      <w:r>
-        <w:br/>
-      </w:r>
-      <w:r>
-        <w:rPr>
-          <w:rStyle w:val="VerbatimChar"/>
-        </w:rPr>
-        <w:t xml:space="preserve">## 1 9.302181 0.1046432 0.9094052</w:t>
-      </w:r>
-    </w:p>
-    <w:p>
-      <w:pPr>
-        <w:pStyle w:val="FirstParagraph"/>
-      </w:pPr>
-      <w:r>
-        <w:t xml:space="preserve">Example grids for other models.</w:t>
-      </w:r>
-    </w:p>
-    <w:p>
-      <w:pPr>
-        <w:pStyle w:val="SourceCode"/>
-      </w:pPr>
-      <w:r>
-        <w:rPr>
-          <w:rStyle w:val="CommentTok"/>
-        </w:rPr>
-        <w:t xml:space="preserve"># Options for other models</w:t>
-      </w:r>
-      <w:r>
-        <w:br/>
-      </w:r>
-      <w:r>
-        <w:br/>
-      </w:r>
-      <w:r>
-        <w:rPr>
-          <w:rStyle w:val="CommentTok"/>
-        </w:rPr>
-        <w:t xml:space="preserve"># svm</w:t>
-      </w:r>
-      <w:r>
-        <w:br/>
-      </w:r>
-      <w:r>
-        <w:rPr>
-          <w:rStyle w:val="NormalTok"/>
-        </w:rPr>
-        <w:t xml:space="preserve">ranges </w:t>
-      </w:r>
-      <w:r>
-        <w:rPr>
-          <w:rStyle w:val="OtherTok"/>
-        </w:rPr>
-        <w:t xml:space="preserve">&lt;-</w:t>
-      </w:r>
-      <w:r>
-        <w:rPr>
-          <w:rStyle w:val="NormalTok"/>
-        </w:rPr>
-        <w:t xml:space="preserve"> </w:t>
-      </w:r>
-      <w:r>
-        <w:rPr>
-          <w:rStyle w:val="FunctionTok"/>
-        </w:rPr>
-        <w:t xml:space="preserve">list</w:t>
-      </w:r>
-      <w:r>
-        <w:rPr>
-          <w:rStyle w:val="NormalTok"/>
-        </w:rPr>
-        <w:t xml:space="preserve">(</w:t>
-      </w:r>
-      <w:r>
-        <w:rPr>
-          <w:rStyle w:val="FunctionTok"/>
-        </w:rPr>
-        <w:t xml:space="preserve">seq</w:t>
-      </w:r>
-      <w:r>
-        <w:rPr>
-          <w:rStyle w:val="NormalTok"/>
-        </w:rPr>
-        <w:t xml:space="preserve">(</w:t>
-      </w:r>
-      <w:r>
-        <w:rPr>
-          <w:rStyle w:val="DecValTok"/>
-        </w:rPr>
-        <w:t xml:space="preserve">0</w:t>
-      </w:r>
-      <w:r>
-        <w:rPr>
-          <w:rStyle w:val="NormalTok"/>
-        </w:rPr>
-        <w:t xml:space="preserve">,</w:t>
-      </w:r>
-      <w:r>
-        <w:rPr>
-          <w:rStyle w:val="DecValTok"/>
-        </w:rPr>
-        <w:t xml:space="preserve">1</w:t>
-      </w:r>
-      <w:r>
-        <w:rPr>
-          <w:rStyle w:val="NormalTok"/>
-        </w:rPr>
-        <w:t xml:space="preserve">,</w:t>
-      </w:r>
-      <w:r>
-        <w:rPr>
-          <w:rStyle w:val="FloatTok"/>
-        </w:rPr>
-        <w:t xml:space="preserve">0.2</w:t>
-      </w:r>
-      <w:r>
-        <w:rPr>
-          <w:rStyle w:val="NormalTok"/>
-        </w:rPr>
-        <w:t xml:space="preserve">), </w:t>
-      </w:r>
-      <w:r>
-        <w:rPr>
-          <w:rStyle w:val="AttributeTok"/>
-        </w:rPr>
-        <w:t xml:space="preserve">cost=</w:t>
-      </w:r>
-      <w:r>
-        <w:rPr>
-          <w:rStyle w:val="FunctionTok"/>
-        </w:rPr>
-        <w:t xml:space="preserve">seq</w:t>
-      </w:r>
-      <w:r>
-        <w:rPr>
-          <w:rStyle w:val="NormalTok"/>
-        </w:rPr>
-        <w:t xml:space="preserve">(</w:t>
-      </w:r>
-      <w:r>
-        <w:rPr>
-          <w:rStyle w:val="DecValTok"/>
-        </w:rPr>
-        <w:t xml:space="preserve">20</w:t>
-      </w:r>
-      <w:r>
-        <w:rPr>
-          <w:rStyle w:val="NormalTok"/>
-        </w:rPr>
-        <w:t xml:space="preserve">,</w:t>
-      </w:r>
-      <w:r>
-        <w:rPr>
-          <w:rStyle w:val="DecValTok"/>
-        </w:rPr>
-        <w:t xml:space="preserve">100</w:t>
-      </w:r>
-      <w:r>
-        <w:rPr>
-          <w:rStyle w:val="NormalTok"/>
-        </w:rPr>
-        <w:t xml:space="preserve">,</w:t>
-      </w:r>
-      <w:r>
-        <w:rPr>
-          <w:rStyle w:val="DecValTok"/>
-        </w:rPr>
-        <w:t xml:space="preserve">20</w:t>
-      </w:r>
-      <w:r>
-        <w:rPr>
-          <w:rStyle w:val="NormalTok"/>
-        </w:rPr>
-        <w:t xml:space="preserve">), </w:t>
-      </w:r>
-      <w:r>
-        <w:rPr>
-          <w:rStyle w:val="AttributeTok"/>
-        </w:rPr>
-        <w:t xml:space="preserve">kernel =</w:t>
-      </w:r>
-      <w:r>
-        <w:rPr>
-          <w:rStyle w:val="NormalTok"/>
-        </w:rPr>
-        <w:t xml:space="preserve"> </w:t>
-      </w:r>
-      <w:r>
-        <w:rPr>
-          <w:rStyle w:val="FunctionTok"/>
-        </w:rPr>
-        <w:t xml:space="preserve">c</w:t>
-      </w:r>
-      <w:r>
-        <w:rPr>
-          <w:rStyle w:val="NormalTok"/>
-        </w:rPr>
-        <w:t xml:space="preserve">(</w:t>
-      </w:r>
-      <w:r>
-        <w:rPr>
-          <w:rStyle w:val="StringTok"/>
-        </w:rPr>
-        <w:t xml:space="preserve">"linear"</w:t>
-      </w:r>
-      <w:r>
-        <w:rPr>
-          <w:rStyle w:val="NormalTok"/>
-        </w:rPr>
-        <w:t xml:space="preserve">, </w:t>
-      </w:r>
-      <w:r>
-        <w:rPr>
-          <w:rStyle w:val="StringTok"/>
-        </w:rPr>
-        <w:t xml:space="preserve">"radial"</w:t>
-      </w:r>
-      <w:r>
-        <w:rPr>
-          <w:rStyle w:val="NormalTok"/>
-        </w:rPr>
-        <w:t xml:space="preserve">, </w:t>
-      </w:r>
-      <w:r>
-        <w:rPr>
-          <w:rStyle w:val="StringTok"/>
-        </w:rPr>
-        <w:t xml:space="preserve">"polynomial"</w:t>
-      </w:r>
-      <w:r>
-        <w:rPr>
-          <w:rStyle w:val="NormalTok"/>
-        </w:rPr>
-        <w:t xml:space="preserve">, </w:t>
-      </w:r>
-      <w:r>
-        <w:rPr>
-          <w:rStyle w:val="StringTok"/>
-        </w:rPr>
-        <w:t xml:space="preserve">"sigmoid"</w:t>
-      </w:r>
-      <w:r>
-        <w:rPr>
-          <w:rStyle w:val="NormalTok"/>
-        </w:rPr>
-        <w:t xml:space="preserve">))</w:t>
-      </w:r>
-      <w:r>
-        <w:br/>
-      </w:r>
-      <w:r>
-        <w:br/>
-      </w:r>
-      <w:r>
-        <w:rPr>
-          <w:rStyle w:val="CommentTok"/>
-        </w:rPr>
-        <w:t xml:space="preserve"># knn</w:t>
-      </w:r>
-      <w:r>
-        <w:br/>
-      </w:r>
-      <w:r>
-        <w:rPr>
-          <w:rStyle w:val="NormalTok"/>
-        </w:rPr>
-        <w:t xml:space="preserve">ranges </w:t>
-      </w:r>
-      <w:r>
-        <w:rPr>
-          <w:rStyle w:val="OtherTok"/>
-        </w:rPr>
-        <w:t xml:space="preserve">&lt;-</w:t>
-      </w:r>
-      <w:r>
-        <w:rPr>
-          <w:rStyle w:val="NormalTok"/>
-        </w:rPr>
-        <w:t xml:space="preserve"> </w:t>
-      </w:r>
-      <w:r>
-        <w:rPr>
-          <w:rStyle w:val="FunctionTok"/>
-        </w:rPr>
-        <w:t xml:space="preserve">list</w:t>
-      </w:r>
-      <w:r>
-        <w:rPr>
-          <w:rStyle w:val="NormalTok"/>
-        </w:rPr>
-        <w:t xml:space="preserve">(</w:t>
-      </w:r>
-      <w:r>
-        <w:rPr>
-          <w:rStyle w:val="AttributeTok"/>
-        </w:rPr>
-        <w:t xml:space="preserve">k=</w:t>
-      </w:r>
-      <w:r>
-        <w:rPr>
-          <w:rStyle w:val="DecValTok"/>
-        </w:rPr>
-        <w:t xml:space="preserve">1</w:t>
-      </w:r>
-      <w:r>
-        <w:rPr>
-          <w:rStyle w:val="SpecialCharTok"/>
-        </w:rPr>
-        <w:t xml:space="preserve">:</w:t>
-      </w:r>
-      <w:r>
-        <w:rPr>
-          <w:rStyle w:val="DecValTok"/>
-        </w:rPr>
-        <w:t xml:space="preserve">20</w:t>
-      </w:r>
-      <w:r>
-        <w:rPr>
-          <w:rStyle w:val="NormalTok"/>
-        </w:rPr>
-        <w:t xml:space="preserve">)</w:t>
-      </w:r>
-      <w:r>
-        <w:br/>
-      </w:r>
-      <w:r>
-        <w:br/>
-      </w:r>
-      <w:r>
-        <w:rPr>
-          <w:rStyle w:val="CommentTok"/>
-        </w:rPr>
-        <w:t xml:space="preserve"># mlp</w:t>
-      </w:r>
-      <w:r>
-        <w:br/>
-      </w:r>
-      <w:r>
-        <w:rPr>
-          <w:rStyle w:val="NormalTok"/>
-        </w:rPr>
-        <w:t xml:space="preserve">ranges </w:t>
-      </w:r>
-      <w:r>
-        <w:rPr>
-          <w:rStyle w:val="OtherTok"/>
-        </w:rPr>
-        <w:t xml:space="preserve">&lt;-</w:t>
-      </w:r>
-      <w:r>
-        <w:rPr>
-          <w:rStyle w:val="NormalTok"/>
-        </w:rPr>
-        <w:t xml:space="preserve"> </w:t>
-      </w:r>
-      <w:r>
-        <w:rPr>
-          <w:rStyle w:val="FunctionTok"/>
-        </w:rPr>
-        <w:t xml:space="preserve">list</w:t>
-      </w:r>
-      <w:r>
-        <w:rPr>
-          <w:rStyle w:val="NormalTok"/>
-        </w:rPr>
-        <w:t xml:space="preserve">(</w:t>
-      </w:r>
-      <w:r>
-        <w:rPr>
-          <w:rStyle w:val="AttributeTok"/>
-        </w:rPr>
-        <w:t xml:space="preserve">size=</w:t>
-      </w:r>
-      <w:r>
-        <w:rPr>
-          <w:rStyle w:val="DecValTok"/>
-        </w:rPr>
-        <w:t xml:space="preserve">1</w:t>
-      </w:r>
-      <w:r>
-        <w:rPr>
-          <w:rStyle w:val="SpecialCharTok"/>
-        </w:rPr>
-        <w:t xml:space="preserve">:</w:t>
-      </w:r>
-      <w:r>
-        <w:rPr>
-          <w:rStyle w:val="DecValTok"/>
-        </w:rPr>
-        <w:t xml:space="preserve">10</w:t>
-      </w:r>
-      <w:r>
-        <w:rPr>
-          <w:rStyle w:val="NormalTok"/>
-        </w:rPr>
-        <w:t xml:space="preserve">, </w:t>
-      </w:r>
-      <w:r>
-        <w:rPr>
-          <w:rStyle w:val="AttributeTok"/>
-        </w:rPr>
-        <w:t xml:space="preserve">decay=</w:t>
-      </w:r>
-      <w:r>
-        <w:rPr>
-          <w:rStyle w:val="FunctionTok"/>
-        </w:rPr>
-        <w:t xml:space="preserve">seq</w:t>
-      </w:r>
-      <w:r>
-        <w:rPr>
-          <w:rStyle w:val="NormalTok"/>
-        </w:rPr>
-        <w:t xml:space="preserve">(</w:t>
-      </w:r>
-      <w:r>
-        <w:rPr>
-          <w:rStyle w:val="DecValTok"/>
-        </w:rPr>
-        <w:t xml:space="preserve">0</w:t>
-      </w:r>
-      <w:r>
-        <w:rPr>
-          <w:rStyle w:val="NormalTok"/>
-        </w:rPr>
-        <w:t xml:space="preserve">, </w:t>
-      </w:r>
-      <w:r>
-        <w:rPr>
-          <w:rStyle w:val="DecValTok"/>
-        </w:rPr>
-        <w:t xml:space="preserve">1</w:t>
-      </w:r>
-      <w:r>
-        <w:rPr>
-          <w:rStyle w:val="NormalTok"/>
-        </w:rPr>
-        <w:t xml:space="preserve">, </w:t>
-      </w:r>
-      <w:r>
-        <w:rPr>
-          <w:rStyle w:val="FloatTok"/>
-        </w:rPr>
-        <w:t xml:space="preserve">0.1</w:t>
-      </w:r>
-      <w:r>
-        <w:rPr>
-          <w:rStyle w:val="NormalTok"/>
-        </w:rPr>
-        <w:t xml:space="preserve">))</w:t>
-      </w:r>
-      <w:r>
-        <w:br/>
-      </w:r>
-      <w:r>
-        <w:br/>
-      </w:r>
-      <w:r>
-        <w:rPr>
-          <w:rStyle w:val="CommentTok"/>
-        </w:rPr>
-        <w:t xml:space="preserve"># rf</w:t>
-      </w:r>
-      <w:r>
-        <w:br/>
-      </w:r>
-      <w:r>
-        <w:rPr>
-          <w:rStyle w:val="NormalTok"/>
-        </w:rPr>
-        <w:t xml:space="preserve">ranges </w:t>
-      </w:r>
-      <w:r>
-        <w:rPr>
-          <w:rStyle w:val="OtherTok"/>
-        </w:rPr>
-        <w:t xml:space="preserve">&lt;-</w:t>
-      </w:r>
-      <w:r>
-        <w:rPr>
-          <w:rStyle w:val="NormalTok"/>
-        </w:rPr>
-        <w:t xml:space="preserve"> </w:t>
-      </w:r>
-      <w:r>
-        <w:rPr>
-          <w:rStyle w:val="FunctionTok"/>
-        </w:rPr>
-        <w:t xml:space="preserve">list</w:t>
-      </w:r>
-      <w:r>
-        <w:rPr>
-          <w:rStyle w:val="NormalTok"/>
-        </w:rPr>
-        <w:t xml:space="preserve">(</w:t>
-      </w:r>
-      <w:r>
-        <w:rPr>
-          <w:rStyle w:val="AttributeTok"/>
-        </w:rPr>
-        <w:t xml:space="preserve">mtry=</w:t>
-      </w:r>
-      <w:r>
-        <w:rPr>
-          <w:rStyle w:val="DecValTok"/>
-        </w:rPr>
-        <w:t xml:space="preserve">1</w:t>
-      </w:r>
-      <w:r>
-        <w:rPr>
-          <w:rStyle w:val="SpecialCharTok"/>
-        </w:rPr>
-        <w:t xml:space="preserve">:</w:t>
-      </w:r>
-      <w:r>
-        <w:rPr>
-          <w:rStyle w:val="DecValTok"/>
-        </w:rPr>
-        <w:t xml:space="preserve">10</w:t>
-      </w:r>
-      <w:r>
-        <w:rPr>
-          <w:rStyle w:val="NormalTok"/>
-        </w:rPr>
-        <w:t xml:space="preserve">, </w:t>
-      </w:r>
-      <w:r>
-        <w:rPr>
-          <w:rStyle w:val="AttributeTok"/>
-        </w:rPr>
-        <w:t xml:space="preserve">ntree=</w:t>
-      </w:r>
-      <w:r>
-        <w:rPr>
-          <w:rStyle w:val="DecValTok"/>
-        </w:rPr>
-        <w:t xml:space="preserve">1</w:t>
-      </w:r>
-      <w:r>
-        <w:rPr>
-          <w:rStyle w:val="SpecialCharTok"/>
-        </w:rPr>
-        <w:t xml:space="preserve">:</w:t>
-      </w:r>
-      <w:r>
-        <w:rPr>
-          <w:rStyle w:val="DecValTok"/>
-        </w:rPr>
-        <w:t xml:space="preserve">10</w:t>
-      </w:r>
-      <w:r>
-        <w:rPr>
-          <w:rStyle w:val="NormalTok"/>
-        </w:rPr>
-        <w:t xml:space="preserve">)</w:t>
-      </w:r>
-    </w:p>
-    <w:p>
-      <w:pPr>
-        <w:pStyle w:val="FirstParagraph"/>
-      </w:pPr>
-      <w:r>
-        <w:t xml:space="preserve">References</w:t>
-      </w:r>
-      <w:r>
-        <w:t xml:space="preserve"> </w:t>
-      </w:r>
-      <w:r>
-        <w:t xml:space="preserve">- Kohavi, R. (1995). A Study of Cross-Validation and Bootstrap for Accuracy Estimation and Model Selection. IJCAI.</w:t>
+        <w:t xml:space="preserve">- Kohavi, R. (1995). A Study of Cross-Validation and Bootstrap for Accuracy Estimation and Model Selection.</w:t>
       </w:r>
     </w:p>
     <w:sectPr>
